--- a/tripling_beta/methodology.docx
+++ b/tripling_beta/methodology.docx
@@ -53,7 +53,31 @@
         <w:t xml:space="preserve">the GIPT </w:t>
       </w:r>
       <w:r>
-        <w:t>dataset of individual power projects, some with known intended commissioning/start years and some without. The aim is to move from a simple “known pipeline by stated year” view toward an illustrative, risk-adjusted outlook that accounts for uncertainty around project timing, delays, cancellations, and undated projects.</w:t>
+        <w:t>dataset of individual power projects, some with known intended commissioning/start years and some without. The aim is to move from a simple “known pipeline by stated year” view toward an illustrative, risk-adjusted outlook that accounts for uncertainty around project</w:t>
+      </w:r>
+      <w:r>
+        <w:t>s with unknown start years,</w:t>
+      </w:r>
+      <w:r>
+        <w:t xml:space="preserve"> </w:t>
+      </w:r>
+      <w:r>
+        <w:t xml:space="preserve">development </w:t>
+      </w:r>
+      <w:r>
+        <w:t>tim</w:t>
+      </w:r>
+      <w:r>
+        <w:t>escales</w:t>
+      </w:r>
+      <w:r>
+        <w:t xml:space="preserve">, delays, </w:t>
+      </w:r>
+      <w:r>
+        <w:t xml:space="preserve">and </w:t>
+      </w:r>
+      <w:r>
+        <w:t>cancellations.</w:t>
       </w:r>
     </w:p>
     <w:p>
@@ -1032,9 +1056,11 @@
             <w:hideMark/>
           </w:tcPr>
           <w:p>
+            <w:proofErr w:type="spellStart"/>
             <w:r>
               <w:t>date_known</w:t>
             </w:r>
+            <w:proofErr w:type="spellEnd"/>
           </w:p>
         </w:tc>
         <w:tc>
@@ -1061,9 +1087,11 @@
             <w:hideMark/>
           </w:tcPr>
           <w:p>
+            <w:proofErr w:type="spellStart"/>
             <w:r>
               <w:t>cancel_prob</w:t>
             </w:r>
+            <w:proofErr w:type="spellEnd"/>
           </w:p>
         </w:tc>
         <w:tc>
@@ -1090,10 +1118,12 @@
             <w:hideMark/>
           </w:tcPr>
           <w:p>
+            <w:proofErr w:type="spellStart"/>
             <w:r>
               <w:lastRenderedPageBreak/>
               <w:t>delay_min</w:t>
             </w:r>
+            <w:proofErr w:type="spellEnd"/>
           </w:p>
         </w:tc>
         <w:tc>
@@ -1120,9 +1150,11 @@
             <w:hideMark/>
           </w:tcPr>
           <w:p>
+            <w:proofErr w:type="spellStart"/>
             <w:r>
               <w:t>delay_mode</w:t>
             </w:r>
+            <w:proofErr w:type="spellEnd"/>
           </w:p>
         </w:tc>
         <w:tc>
@@ -1149,9 +1181,11 @@
             <w:hideMark/>
           </w:tcPr>
           <w:p>
+            <w:proofErr w:type="spellStart"/>
             <w:r>
               <w:t>delay_max</w:t>
             </w:r>
+            <w:proofErr w:type="spellEnd"/>
           </w:p>
         </w:tc>
         <w:tc>
@@ -1178,9 +1212,11 @@
             <w:hideMark/>
           </w:tcPr>
           <w:p>
+            <w:proofErr w:type="spellStart"/>
             <w:r>
               <w:t>undated_remaining_min</w:t>
             </w:r>
+            <w:proofErr w:type="spellEnd"/>
           </w:p>
         </w:tc>
         <w:tc>
@@ -1207,9 +1243,11 @@
             <w:hideMark/>
           </w:tcPr>
           <w:p>
+            <w:proofErr w:type="spellStart"/>
             <w:r>
               <w:t>undated_remaining_mode</w:t>
             </w:r>
+            <w:proofErr w:type="spellEnd"/>
           </w:p>
         </w:tc>
         <w:tc>
@@ -1236,9 +1274,11 @@
             <w:hideMark/>
           </w:tcPr>
           <w:p>
+            <w:proofErr w:type="spellStart"/>
             <w:r>
               <w:t>undated_remaining_max</w:t>
             </w:r>
+            <w:proofErr w:type="spellEnd"/>
           </w:p>
         </w:tc>
         <w:tc>
@@ -1359,6 +1399,7 @@
                 <w:bCs/>
               </w:rPr>
             </w:pPr>
+            <w:proofErr w:type="spellStart"/>
             <w:r>
               <w:rPr>
                 <w:b/>
@@ -1366,6 +1407,7 @@
               </w:rPr>
               <w:t>geography_key</w:t>
             </w:r>
+            <w:proofErr w:type="spellEnd"/>
           </w:p>
         </w:tc>
         <w:tc>
@@ -1381,6 +1423,7 @@
                 <w:bCs/>
               </w:rPr>
             </w:pPr>
+            <w:proofErr w:type="spellStart"/>
             <w:r>
               <w:rPr>
                 <w:b/>
@@ -1388,6 +1431,7 @@
               </w:rPr>
               <w:t>cancel_multiplier</w:t>
             </w:r>
+            <w:proofErr w:type="spellEnd"/>
           </w:p>
         </w:tc>
         <w:tc>
@@ -1403,6 +1447,7 @@
                 <w:bCs/>
               </w:rPr>
             </w:pPr>
+            <w:proofErr w:type="spellStart"/>
             <w:r>
               <w:rPr>
                 <w:b/>
@@ -1410,6 +1455,7 @@
               </w:rPr>
               <w:t>delay_multiplier</w:t>
             </w:r>
+            <w:proofErr w:type="spellEnd"/>
           </w:p>
         </w:tc>
         <w:tc>
@@ -1425,6 +1471,7 @@
                 <w:bCs/>
               </w:rPr>
             </w:pPr>
+            <w:proofErr w:type="spellStart"/>
             <w:r>
               <w:rPr>
                 <w:b/>
@@ -1432,6 +1479,7 @@
               </w:rPr>
               <w:t>remaining_time_multiplier</w:t>
             </w:r>
+            <w:proofErr w:type="spellEnd"/>
           </w:p>
         </w:tc>
       </w:tr>
@@ -1680,7 +1728,15 @@
         </w:numPr>
       </w:pPr>
       <w:r>
-        <w:t xml:space="preserve">Creates a date_known flag: </w:t>
+        <w:t xml:space="preserve">Creates a </w:t>
+      </w:r>
+      <w:proofErr w:type="spellStart"/>
+      <w:r>
+        <w:t>date_known</w:t>
+      </w:r>
+      <w:proofErr w:type="spellEnd"/>
+      <w:r>
+        <w:t xml:space="preserve"> flag: </w:t>
       </w:r>
     </w:p>
     <w:p>
@@ -1762,7 +1818,15 @@
     </w:p>
     <w:p>
       <w:r>
-        <w:t>The script derives a simplified model_technology field:</w:t>
+        <w:t xml:space="preserve">The script derives a simplified </w:t>
+      </w:r>
+      <w:proofErr w:type="spellStart"/>
+      <w:r>
+        <w:t>model_technology</w:t>
+      </w:r>
+      <w:proofErr w:type="spellEnd"/>
+      <w:r>
+        <w:t xml:space="preserve"> field:</w:t>
       </w:r>
     </w:p>
     <w:tbl>
@@ -1980,8 +2044,13 @@
           <w:numId w:val="9"/>
         </w:numPr>
       </w:pPr>
-      <w:r>
-        <w:t xml:space="preserve">model_technology </w:t>
+      <w:proofErr w:type="spellStart"/>
+      <w:r>
+        <w:t>model_technology</w:t>
+      </w:r>
+      <w:proofErr w:type="spellEnd"/>
+      <w:r>
+        <w:t xml:space="preserve"> </w:t>
       </w:r>
     </w:p>
     <w:p>
@@ -2002,8 +2071,13 @@
           <w:numId w:val="9"/>
         </w:numPr>
       </w:pPr>
-      <w:r>
-        <w:t xml:space="preserve">date_known </w:t>
+      <w:proofErr w:type="spellStart"/>
+      <w:r>
+        <w:t>date_known</w:t>
+      </w:r>
+      <w:proofErr w:type="spellEnd"/>
+      <w:r>
+        <w:t xml:space="preserve"> </w:t>
       </w:r>
     </w:p>
     <w:p>
@@ -2040,7 +2114,15 @@
     </w:p>
     <w:p>
       <w:r>
-        <w:t>The script creates a geography_key:</w:t>
+        <w:t xml:space="preserve">The script creates a </w:t>
+      </w:r>
+      <w:proofErr w:type="spellStart"/>
+      <w:r>
+        <w:t>geography_key</w:t>
+      </w:r>
+      <w:proofErr w:type="spellEnd"/>
+      <w:r>
+        <w:t>:</w:t>
       </w:r>
     </w:p>
     <w:p>
